--- a/SDD_Operating_Guide_SpecKit_Pilot_v1.1_2026-09-06.docx
+++ b/SDD_Operating_Guide_SpecKit_Pilot_v1.1_2026-09-06.docx
@@ -74,7 +74,7 @@
               <w:spacing w:after="60"/>
             </w:pPr>
             <w:r>
-              <w:t>Help an existing Scrum team understand where SDD fits, when to use it, how to execute it without replacing normal Scrum/ADO practices, and what the Todo pilot taught us.</w:t>
+              <w:t>Help an existing Scrum team understand where SDD fits, when to use it, how to execute it without replacing normal Scrum/ADO practices, and what the Todo pilot taught us. Sections 1–13 describe the tool-agnostic operating model; Appendix A is the step-by-step walkthrough of how GitHub Spec Kit was used in the Todo pilot and accompanies the demo video (review feedback item 2).</w:t>
             </w:r>
           </w:p>
         </w:tc>
@@ -127,7 +127,7 @@
               <w:spacing w:after="60"/>
             </w:pPr>
             <w:r>
-              <w:t xml:space="preserve">Revision 1.1 (6 Sep 2026): added the detailed sprint timeline with checkpoints (3.3), tooling guardrail (7), adoption plan with success criteria and onboarding (10), and the future ADO ↔ Spec Kit automation concept (12), in response to review feedback.</w:t>
+              <w:t xml:space="preserve">Revision 1.1 (6 Sep 2026): added the detailed sprint timeline with checkpoints (3.3), tooling guardrail (7), adoption plan with success criteria and onboarding (10), the future ADO ↔ Spec Kit automation concept (12), and Appendix A — the Spec Kit walkthrough for replicating the pilot — in response to review feedback.</w:t>
             </w:r>
           </w:p>
         </w:tc>
@@ -4983,6 +4983,1890 @@
         <w:t>Future ADO automation (section 12) is a separate conceptual workstream and is not a dependency for using this operating model.</w:t>
       </w:r>
     </w:p>
+    <w:p>
+      <w:pPr>
+        <w:pStyle w:val="Heading1"/>
+      </w:pPr>
+      <w:r>
+        <w:t xml:space="preserve">Appendix A — Walkthrough: How Spec Kit Was Used in the Todo Pilot</w:t>
+      </w:r>
+    </w:p>
+    <w:p>
+      <w:r>
+        <w:t xml:space="preserve">This appendix is the replicable, tool-specific companion to the operating model. It records what was actually done in the Todo pilot (repo TodoSDDPilotApp, ADO project EA-SDD-Experiment) so a new team can reproduce it in one sprint. Commands are GitHub Spec Kit slash commands run in GitHub Copilot Chat in VS Code (Ask mode).</w:t>
+      </w:r>
+    </w:p>
+    <w:p>
+      <w:pPr>
+        <w:pStyle w:val="Heading2"/>
+      </w:pPr>
+      <w:r>
+        <w:t xml:space="preserve">A.1 One-time setup (per repository)</w:t>
+      </w:r>
+    </w:p>
+    <w:tbl>
+      <w:tblPr>
+        <w:tblStyle w:val="TableGrid"/>
+        <w:tblW w:type="auto" w:w="0"/>
+        <w:jc w:val="center"/>
+        <w:tblLook w:firstColumn="1" w:firstRow="1" w:lastColumn="0" w:lastRow="0" w:noHBand="0" w:noVBand="1" w:val="04A0"/>
+      </w:tblPr>
+      <w:tblGrid>
+        <w:gridCol w:w="600"/>
+        <w:gridCol w:w="4400"/>
+        <w:gridCol w:w="4966"/>
+      </w:tblGrid>
+      <w:tr>
+        <w:tc>
+          <w:tcPr>
+            <w:tcW w:type="dxa" w:w="600"/>
+            <w:vAlign w:val="center"/>
+            <w:shd w:fill="3069A4"/>
+          </w:tcPr>
+          <w:p>
+            <w:r/>
+            <w:r>
+              <w:rPr>
+                <w:rFonts w:ascii="Aptos" w:hAnsi="Aptos"/>
+                <w:b/>
+                <w:color w:val="FFFFFF"/>
+                <w:sz w:val="19"/>
+              </w:rPr>
+              <w:t xml:space="preserve">#</w:t>
+            </w:r>
+          </w:p>
+        </w:tc>
+        <w:tc>
+          <w:tcPr>
+            <w:tcW w:type="dxa" w:w="4400"/>
+            <w:vAlign w:val="center"/>
+            <w:shd w:fill="3069A4"/>
+          </w:tcPr>
+          <w:p>
+            <w:r/>
+            <w:r>
+              <w:rPr>
+                <w:rFonts w:ascii="Aptos" w:hAnsi="Aptos"/>
+                <w:b/>
+                <w:color w:val="FFFFFF"/>
+                <w:sz w:val="19"/>
+              </w:rPr>
+              <w:t xml:space="preserve">Step</w:t>
+            </w:r>
+          </w:p>
+        </w:tc>
+        <w:tc>
+          <w:tcPr>
+            <w:tcW w:type="dxa" w:w="4966"/>
+            <w:vAlign w:val="center"/>
+            <w:shd w:fill="3069A4"/>
+          </w:tcPr>
+          <w:p>
+            <w:r/>
+            <w:r>
+              <w:rPr>
+                <w:rFonts w:ascii="Aptos" w:hAnsi="Aptos"/>
+                <w:b/>
+                <w:color w:val="FFFFFF"/>
+                <w:sz w:val="19"/>
+              </w:rPr>
+              <w:t xml:space="preserve">What you get / notes</w:t>
+            </w:r>
+          </w:p>
+        </w:tc>
+      </w:tr>
+      <w:tr>
+        <w:tc>
+          <w:tcPr>
+            <w:tcW w:type="dxa" w:w="600"/>
+            <w:vAlign w:val="center"/>
+          </w:tcPr>
+          <w:p>
+            <w:r/>
+            <w:r>
+              <w:rPr>
+                <w:rFonts w:ascii="Aptos" w:hAnsi="Aptos"/>
+                <w:b w:val="0"/>
+                <w:color w:val="232A31"/>
+                <w:sz w:val="18"/>
+              </w:rPr>
+              <w:t xml:space="preserve">1</w:t>
+            </w:r>
+          </w:p>
+        </w:tc>
+        <w:tc>
+          <w:tcPr>
+            <w:tcW w:type="dxa" w:w="4400"/>
+            <w:vAlign w:val="center"/>
+          </w:tcPr>
+          <w:p>
+            <w:r/>
+            <w:r>
+              <w:rPr>
+                <w:rFonts w:ascii="Aptos" w:hAnsi="Aptos"/>
+                <w:b w:val="0"/>
+                <w:color w:val="232A31"/>
+                <w:sz w:val="18"/>
+              </w:rPr>
+              <w:t xml:space="preserve">Install the Spec Kit CLI and initialise the repo with Copilot as the agent (specify init . --ai copilot, or the team’s equivalent).</w:t>
+            </w:r>
+          </w:p>
+        </w:tc>
+        <w:tc>
+          <w:tcPr>
+            <w:tcW w:type="dxa" w:w="4966"/>
+            <w:vAlign w:val="center"/>
+          </w:tcPr>
+          <w:p>
+            <w:r/>
+            <w:r>
+              <w:rPr>
+                <w:rFonts w:ascii="Aptos" w:hAnsi="Aptos"/>
+                <w:b w:val="0"/>
+                <w:color w:val="232A31"/>
+                <w:sz w:val="18"/>
+              </w:rPr>
+              <w:t xml:space="preserve">.specify/ folder with templates and scripts; .github/ prompts that expose the /speckit.* commands in Copilot Chat.</w:t>
+            </w:r>
+          </w:p>
+        </w:tc>
+      </w:tr>
+      <w:tr>
+        <w:tc>
+          <w:tcPr>
+            <w:tcW w:type="dxa" w:w="600"/>
+            <w:vAlign w:val="center"/>
+          </w:tcPr>
+          <w:p>
+            <w:r/>
+            <w:r>
+              <w:rPr>
+                <w:rFonts w:ascii="Aptos" w:hAnsi="Aptos"/>
+                <w:b w:val="0"/>
+                <w:color w:val="232A31"/>
+                <w:sz w:val="18"/>
+              </w:rPr>
+              <w:t xml:space="preserve">2</w:t>
+            </w:r>
+          </w:p>
+        </w:tc>
+        <w:tc>
+          <w:tcPr>
+            <w:tcW w:type="dxa" w:w="4400"/>
+            <w:vAlign w:val="center"/>
+          </w:tcPr>
+          <w:p>
+            <w:r/>
+            <w:r>
+              <w:rPr>
+                <w:rFonts w:ascii="Aptos" w:hAnsi="Aptos"/>
+                <w:b w:val="0"/>
+                <w:color w:val="232A31"/>
+                <w:sz w:val="18"/>
+              </w:rPr>
+              <w:t xml:space="preserve">Run /speckit.constitution once to capture the project’s non-negotiables (coding standards, testing expectations, architecture constraints).</w:t>
+            </w:r>
+          </w:p>
+        </w:tc>
+        <w:tc>
+          <w:tcPr>
+            <w:tcW w:type="dxa" w:w="4966"/>
+            <w:vAlign w:val="center"/>
+          </w:tcPr>
+          <w:p>
+            <w:r/>
+            <w:r>
+              <w:rPr>
+                <w:rFonts w:ascii="Aptos" w:hAnsi="Aptos"/>
+                <w:b w:val="0"/>
+                <w:color w:val="232A31"/>
+                <w:sz w:val="18"/>
+              </w:rPr>
+              <w:t xml:space="preserve">.specify/memory/constitution.md — every later plan is checked against it.</w:t>
+            </w:r>
+          </w:p>
+        </w:tc>
+      </w:tr>
+      <w:tr>
+        <w:tc>
+          <w:tcPr>
+            <w:tcW w:type="dxa" w:w="600"/>
+            <w:vAlign w:val="center"/>
+          </w:tcPr>
+          <w:p>
+            <w:r/>
+            <w:r>
+              <w:rPr>
+                <w:rFonts w:ascii="Aptos" w:hAnsi="Aptos"/>
+                <w:b w:val="0"/>
+                <w:color w:val="232A31"/>
+                <w:sz w:val="18"/>
+              </w:rPr>
+              <w:t xml:space="preserve">3</w:t>
+            </w:r>
+          </w:p>
+        </w:tc>
+        <w:tc>
+          <w:tcPr>
+            <w:tcW w:type="dxa" w:w="4400"/>
+            <w:vAlign w:val="center"/>
+          </w:tcPr>
+          <w:p>
+            <w:r/>
+            <w:r>
+              <w:rPr>
+                <w:rFonts w:ascii="Aptos" w:hAnsi="Aptos"/>
+                <w:b w:val="0"/>
+                <w:color w:val="232A31"/>
+                <w:sz w:val="18"/>
+              </w:rPr>
+              <w:t xml:space="preserve">Create an ADO/ folder in the repo: ADO/refinement/sprint-N/ for exported stories, ADO/sprints/ for sprint notes.</w:t>
+            </w:r>
+          </w:p>
+        </w:tc>
+        <w:tc>
+          <w:tcPr>
+            <w:tcW w:type="dxa" w:w="4966"/>
+            <w:vAlign w:val="center"/>
+          </w:tcPr>
+          <w:p>
+            <w:r/>
+            <w:r>
+              <w:rPr>
+                <w:rFonts w:ascii="Aptos" w:hAnsi="Aptos"/>
+                <w:b w:val="0"/>
+                <w:color w:val="232A31"/>
+                <w:sz w:val="18"/>
+              </w:rPr>
+              <w:t xml:space="preserve">Keeps the authoritative ADO text next to the spec so the AI reads the real story, not a paraphrase.</w:t>
+            </w:r>
+          </w:p>
+        </w:tc>
+      </w:tr>
+      <w:tr>
+        <w:tc>
+          <w:tcPr>
+            <w:tcW w:type="dxa" w:w="600"/>
+            <w:vAlign w:val="center"/>
+          </w:tcPr>
+          <w:p>
+            <w:r/>
+            <w:r>
+              <w:rPr>
+                <w:rFonts w:ascii="Aptos" w:hAnsi="Aptos"/>
+                <w:b w:val="0"/>
+                <w:color w:val="232A31"/>
+                <w:sz w:val="18"/>
+              </w:rPr>
+              <w:t xml:space="preserve">4</w:t>
+            </w:r>
+          </w:p>
+        </w:tc>
+        <w:tc>
+          <w:tcPr>
+            <w:tcW w:type="dxa" w:w="4400"/>
+            <w:vAlign w:val="center"/>
+          </w:tcPr>
+          <w:p>
+            <w:r/>
+            <w:r>
+              <w:rPr>
+                <w:rFonts w:ascii="Aptos" w:hAnsi="Aptos"/>
+                <w:b w:val="0"/>
+                <w:color w:val="232A31"/>
+                <w:sz w:val="18"/>
+              </w:rPr>
+              <w:t xml:space="preserve">Confirm Copilot Chat is in Ask mode for Spec Kit commands.</w:t>
+            </w:r>
+          </w:p>
+        </w:tc>
+        <w:tc>
+          <w:tcPr>
+            <w:tcW w:type="dxa" w:w="4966"/>
+            <w:vAlign w:val="center"/>
+          </w:tcPr>
+          <w:p>
+            <w:r/>
+            <w:r>
+              <w:rPr>
+                <w:rFonts w:ascii="Aptos" w:hAnsi="Aptos"/>
+                <w:b w:val="0"/>
+                <w:color w:val="232A31"/>
+                <w:sz w:val="18"/>
+              </w:rPr>
+              <w:t xml:space="preserve">Agent mode bypasses the Spec Kit prompts and governance (section 7).</w:t>
+            </w:r>
+          </w:p>
+        </w:tc>
+      </w:tr>
+    </w:tbl>
+    <w:p>
+      <w:pPr>
+        <w:pStyle w:val="Heading2"/>
+      </w:pPr>
+      <w:r>
+        <w:t xml:space="preserve">A.2 Per-story walkthrough (what the pilot did for US-904672 and US-904674)</w:t>
+      </w:r>
+    </w:p>
+    <w:tbl>
+      <w:tblPr>
+        <w:tblStyle w:val="TableGrid"/>
+        <w:tblW w:type="auto" w:w="0"/>
+        <w:jc w:val="center"/>
+        <w:tblLook w:firstColumn="1" w:firstRow="1" w:lastColumn="0" w:lastRow="0" w:noHBand="0" w:noVBand="1" w:val="04A0"/>
+      </w:tblPr>
+      <w:tblGrid>
+        <w:gridCol w:w="850"/>
+        <w:gridCol w:w="2450"/>
+        <w:gridCol w:w="3450"/>
+        <w:gridCol w:w="3216"/>
+      </w:tblGrid>
+      <w:tr>
+        <w:tc>
+          <w:tcPr>
+            <w:tcW w:type="dxa" w:w="850"/>
+            <w:vAlign w:val="center"/>
+            <w:shd w:fill="3069A4"/>
+          </w:tcPr>
+          <w:p>
+            <w:r/>
+            <w:r>
+              <w:rPr>
+                <w:rFonts w:ascii="Aptos" w:hAnsi="Aptos"/>
+                <w:b/>
+                <w:color w:val="FFFFFF"/>
+                <w:sz w:val="19"/>
+              </w:rPr>
+              <w:t xml:space="preserve">Step</w:t>
+            </w:r>
+          </w:p>
+        </w:tc>
+        <w:tc>
+          <w:tcPr>
+            <w:tcW w:type="dxa" w:w="2500"/>
+            <w:vAlign w:val="center"/>
+            <w:shd w:fill="3069A4"/>
+          </w:tcPr>
+          <w:p>
+            <w:r/>
+            <w:r>
+              <w:rPr>
+                <w:rFonts w:ascii="Aptos" w:hAnsi="Aptos"/>
+                <w:b/>
+                <w:color w:val="FFFFFF"/>
+                <w:sz w:val="19"/>
+              </w:rPr>
+              <w:t xml:space="preserve">Activity / command</w:t>
+            </w:r>
+          </w:p>
+        </w:tc>
+        <w:tc>
+          <w:tcPr>
+            <w:tcW w:type="dxa" w:w="3500"/>
+            <w:vAlign w:val="center"/>
+            <w:shd w:fill="3069A4"/>
+          </w:tcPr>
+          <w:p>
+            <w:r/>
+            <w:r>
+              <w:rPr>
+                <w:rFonts w:ascii="Aptos" w:hAnsi="Aptos"/>
+                <w:b/>
+                <w:color w:val="FFFFFF"/>
+                <w:sz w:val="19"/>
+              </w:rPr>
+              <w:t xml:space="preserve">What happens</w:t>
+            </w:r>
+          </w:p>
+        </w:tc>
+        <w:tc>
+          <w:tcPr>
+            <w:tcW w:type="dxa" w:w="3266"/>
+            <w:vAlign w:val="center"/>
+            <w:shd w:fill="3069A4"/>
+          </w:tcPr>
+          <w:p>
+            <w:r/>
+            <w:r>
+              <w:rPr>
+                <w:rFonts w:ascii="Aptos" w:hAnsi="Aptos"/>
+                <w:b/>
+                <w:color w:val="FFFFFF"/>
+                <w:sz w:val="19"/>
+              </w:rPr>
+              <w:t xml:space="preserve">Pilot evidence</w:t>
+            </w:r>
+          </w:p>
+        </w:tc>
+      </w:tr>
+      <w:tr>
+        <w:tc>
+          <w:tcPr>
+            <w:tcW w:type="dxa" w:w="700"/>
+            <w:vAlign w:val="center"/>
+          </w:tcPr>
+          <w:p>
+            <w:r/>
+            <w:r>
+              <w:rPr>
+                <w:rFonts w:ascii="Aptos" w:hAnsi="Aptos"/>
+                <w:b/>
+                <w:color w:val="232A31"/>
+                <w:sz w:val="18"/>
+              </w:rPr>
+              <w:t xml:space="preserve">1</w:t>
+            </w:r>
+          </w:p>
+        </w:tc>
+        <w:tc>
+          <w:tcPr>
+            <w:tcW w:type="dxa" w:w="2500"/>
+            <w:vAlign w:val="center"/>
+          </w:tcPr>
+          <w:p>
+            <w:r/>
+            <w:r>
+              <w:rPr>
+                <w:rFonts w:ascii="Aptos" w:hAnsi="Aptos"/>
+                <w:b w:val="0"/>
+                <w:color w:val="232A31"/>
+                <w:sz w:val="18"/>
+              </w:rPr>
+              <w:t xml:space="preserve">Export the ADO story</w:t>
+            </w:r>
+          </w:p>
+        </w:tc>
+        <w:tc>
+          <w:tcPr>
+            <w:tcW w:type="dxa" w:w="3500"/>
+            <w:vAlign w:val="center"/>
+          </w:tcPr>
+          <w:p>
+            <w:r/>
+            <w:r>
+              <w:rPr>
+                <w:rFonts w:ascii="Aptos" w:hAnsi="Aptos"/>
+                <w:b w:val="0"/>
+                <w:color w:val="232A31"/>
+                <w:sz w:val="18"/>
+              </w:rPr>
+              <w:t xml:space="preserve">Copy the story title, description, acceptance criteria and tags into ADO/refinement/sprint-N/US-&lt;id&gt;-&lt;title&gt;.md. This file is the “authoritative requirement source”.</w:t>
+            </w:r>
+          </w:p>
+        </w:tc>
+        <w:tc>
+          <w:tcPr>
+            <w:tcW w:type="dxa" w:w="3266"/>
+            <w:vAlign w:val="center"/>
+          </w:tcPr>
+          <w:p>
+            <w:r/>
+            <w:r>
+              <w:rPr>
+                <w:rFonts w:ascii="Aptos" w:hAnsi="Aptos"/>
+                <w:b w:val="0"/>
+                <w:color w:val="232A31"/>
+                <w:sz w:val="18"/>
+              </w:rPr>
+              <w:t xml:space="preserve">ADO/refinement/sprint-2/US-904674-Due Date &amp; Overdue Tracking.md</w:t>
+            </w:r>
+          </w:p>
+        </w:tc>
+      </w:tr>
+      <w:tr>
+        <w:tc>
+          <w:tcPr>
+            <w:tcW w:type="dxa" w:w="700"/>
+            <w:vAlign w:val="center"/>
+          </w:tcPr>
+          <w:p>
+            <w:r/>
+            <w:r>
+              <w:rPr>
+                <w:rFonts w:ascii="Aptos" w:hAnsi="Aptos"/>
+                <w:b/>
+                <w:color w:val="232A31"/>
+                <w:sz w:val="18"/>
+              </w:rPr>
+              <w:t xml:space="preserve">2</w:t>
+            </w:r>
+          </w:p>
+        </w:tc>
+        <w:tc>
+          <w:tcPr>
+            <w:tcW w:type="dxa" w:w="2500"/>
+            <w:vAlign w:val="center"/>
+          </w:tcPr>
+          <w:p>
+            <w:r/>
+            <w:r>
+              <w:rPr>
+                <w:rFonts w:ascii="Aptos" w:hAnsi="Aptos"/>
+                <w:b w:val="0"/>
+                <w:color w:val="232A31"/>
+                <w:sz w:val="18"/>
+              </w:rPr>
+              <w:t xml:space="preserve">/speckit.specify  (point it at the exported story file)</w:t>
+            </w:r>
+          </w:p>
+        </w:tc>
+        <w:tc>
+          <w:tcPr>
+            <w:tcW w:type="dxa" w:w="3500"/>
+            <w:vAlign w:val="center"/>
+          </w:tcPr>
+          <w:p>
+            <w:r/>
+            <w:r>
+              <w:rPr>
+                <w:rFonts w:ascii="Aptos" w:hAnsi="Aptos"/>
+                <w:b w:val="0"/>
+                <w:color w:val="232A31"/>
+                <w:sz w:val="18"/>
+              </w:rPr>
+              <w:t xml:space="preserve">Creates a numbered feature branch and specs/NNN-feature/spec.md with User Scenarios &amp; Testing, Functional Requirements (FR-xxx), Clarifications and Outstanding Questions. The spec header records Feature Branch, Created, Status and Input source.</w:t>
+            </w:r>
+          </w:p>
+        </w:tc>
+        <w:tc>
+          <w:tcPr>
+            <w:tcW w:type="dxa" w:w="3266"/>
+            <w:vAlign w:val="center"/>
+          </w:tcPr>
+          <w:p>
+            <w:r/>
+            <w:r>
+              <w:rPr>
+                <w:rFonts w:ascii="Aptos" w:hAnsi="Aptos"/>
+                <w:b w:val="0"/>
+                <w:color w:val="232A31"/>
+                <w:sz w:val="18"/>
+              </w:rPr>
+              <w:t xml:space="preserve">Branch 004-due-date-tracking; specs/004-due-date-tracking/spec.md, Input: ADO/refinement/sprint-2/US-904674…</w:t>
+            </w:r>
+          </w:p>
+        </w:tc>
+      </w:tr>
+      <w:tr>
+        <w:tc>
+          <w:tcPr>
+            <w:tcW w:type="dxa" w:w="700"/>
+            <w:vAlign w:val="center"/>
+          </w:tcPr>
+          <w:p>
+            <w:r/>
+            <w:r>
+              <w:rPr>
+                <w:rFonts w:ascii="Aptos" w:hAnsi="Aptos"/>
+                <w:b/>
+                <w:color w:val="232A31"/>
+                <w:sz w:val="18"/>
+              </w:rPr>
+              <w:t xml:space="preserve">3</w:t>
+            </w:r>
+          </w:p>
+        </w:tc>
+        <w:tc>
+          <w:tcPr>
+            <w:tcW w:type="dxa" w:w="2500"/>
+            <w:vAlign w:val="center"/>
+          </w:tcPr>
+          <w:p>
+            <w:r/>
+            <w:r>
+              <w:rPr>
+                <w:rFonts w:ascii="Aptos" w:hAnsi="Aptos"/>
+                <w:b w:val="0"/>
+                <w:color w:val="232A31"/>
+                <w:sz w:val="18"/>
+              </w:rPr>
+              <w:t xml:space="preserve">/speckit.clarify</w:t>
+            </w:r>
+          </w:p>
+        </w:tc>
+        <w:tc>
+          <w:tcPr>
+            <w:tcW w:type="dxa" w:w="3500"/>
+            <w:vAlign w:val="center"/>
+          </w:tcPr>
+          <w:p>
+            <w:r/>
+            <w:r>
+              <w:rPr>
+                <w:rFonts w:ascii="Aptos" w:hAnsi="Aptos"/>
+                <w:b w:val="0"/>
+                <w:color w:val="232A31"/>
+                <w:sz w:val="18"/>
+              </w:rPr>
+              <w:t xml:space="preserve">Consolidates gaps into questions and asks them one at a time with options (A / B / C / Short answer) and a recommendation; each answer is written back into spec.md before the next question.</w:t>
+            </w:r>
+          </w:p>
+        </w:tc>
+        <w:tc>
+          <w:tcPr>
+            <w:tcW w:type="dxa" w:w="3266"/>
+            <w:vAlign w:val="center"/>
+          </w:tcPr>
+          <w:p>
+            <w:r/>
+            <w:r>
+              <w:rPr>
+                <w:rFonts w:ascii="Aptos" w:hAnsi="Aptos"/>
+                <w:b w:val="0"/>
+                <w:color w:val="232A31"/>
+                <w:sz w:val="18"/>
+              </w:rPr>
+              <w:t xml:space="preserve">“When should a Todo with a calendar due date become overdue?” — options A/B/C; AI recommended A.</w:t>
+            </w:r>
+          </w:p>
+        </w:tc>
+      </w:tr>
+      <w:tr>
+        <w:tc>
+          <w:tcPr>
+            <w:tcW w:type="dxa" w:w="700"/>
+            <w:vAlign w:val="center"/>
+          </w:tcPr>
+          <w:p>
+            <w:r/>
+            <w:r>
+              <w:rPr>
+                <w:rFonts w:ascii="Aptos" w:hAnsi="Aptos"/>
+                <w:b/>
+                <w:color w:val="232A31"/>
+                <w:sz w:val="18"/>
+              </w:rPr>
+              <w:t xml:space="preserve">4</w:t>
+            </w:r>
+          </w:p>
+        </w:tc>
+        <w:tc>
+          <w:tcPr>
+            <w:tcW w:type="dxa" w:w="2500"/>
+            <w:vAlign w:val="center"/>
+          </w:tcPr>
+          <w:p>
+            <w:r/>
+            <w:r>
+              <w:rPr>
+                <w:rFonts w:ascii="Aptos" w:hAnsi="Aptos"/>
+                <w:b w:val="0"/>
+                <w:color w:val="232A31"/>
+                <w:sz w:val="18"/>
+              </w:rPr>
+              <w:t xml:space="preserve">Route material business questions to ADO</w:t>
+            </w:r>
+          </w:p>
+        </w:tc>
+        <w:tc>
+          <w:tcPr>
+            <w:tcW w:type="dxa" w:w="3500"/>
+            <w:vAlign w:val="center"/>
+          </w:tcPr>
+          <w:p>
+            <w:r/>
+            <w:r>
+              <w:rPr>
+                <w:rFonts w:ascii="Aptos" w:hAnsi="Aptos"/>
+                <w:b w:val="0"/>
+                <w:color w:val="232A31"/>
+                <w:sz w:val="18"/>
+              </w:rPr>
+              <w:t xml:space="preserve">Questions the team cannot answer are left as Outstanding Questions in spec.md and posted on the ADO story as a comment titled “Refinement/SDD Clarification”. PO / business answers in ADO.</w:t>
+            </w:r>
+          </w:p>
+        </w:tc>
+        <w:tc>
+          <w:tcPr>
+            <w:tcW w:type="dxa" w:w="3266"/>
+            <w:vAlign w:val="center"/>
+          </w:tcPr>
+          <w:p>
+            <w:r/>
+            <w:r>
+              <w:rPr>
+                <w:rFonts w:ascii="Aptos" w:hAnsi="Aptos"/>
+                <w:b w:val="0"/>
+                <w:color w:val="232A31"/>
+                <w:sz w:val="18"/>
+              </w:rPr>
+              <w:t xml:space="preserve">US-904674 comment with Q1 Overdue boundary (FR-010) and Q2 Overdue access (FR-011). US-904672 comment with Q1–Q4 pagination answers.</w:t>
+            </w:r>
+          </w:p>
+        </w:tc>
+      </w:tr>
+      <w:tr>
+        <w:tc>
+          <w:tcPr>
+            <w:tcW w:type="dxa" w:w="700"/>
+            <w:vAlign w:val="center"/>
+          </w:tcPr>
+          <w:p>
+            <w:r/>
+            <w:r>
+              <w:rPr>
+                <w:rFonts w:ascii="Aptos" w:hAnsi="Aptos"/>
+                <w:b/>
+                <w:color w:val="232A31"/>
+                <w:sz w:val="18"/>
+              </w:rPr>
+              <w:t xml:space="preserve">5</w:t>
+            </w:r>
+          </w:p>
+        </w:tc>
+        <w:tc>
+          <w:tcPr>
+            <w:tcW w:type="dxa" w:w="2500"/>
+            <w:vAlign w:val="center"/>
+          </w:tcPr>
+          <w:p>
+            <w:r/>
+            <w:r>
+              <w:rPr>
+                <w:rFonts w:ascii="Aptos" w:hAnsi="Aptos"/>
+                <w:b w:val="0"/>
+                <w:color w:val="232A31"/>
+                <w:sz w:val="18"/>
+              </w:rPr>
+              <w:t xml:space="preserve">Synchronise ADO and spec; mark Ready</w:t>
+            </w:r>
+          </w:p>
+        </w:tc>
+        <w:tc>
+          <w:tcPr>
+            <w:tcW w:type="dxa" w:w="3500"/>
+            <w:vAlign w:val="center"/>
+          </w:tcPr>
+          <w:p>
+            <w:r/>
+            <w:r>
+              <w:rPr>
+                <w:rFonts w:ascii="Aptos" w:hAnsi="Aptos"/>
+                <w:b w:val="0"/>
+                <w:color w:val="232A31"/>
+                <w:sz w:val="18"/>
+              </w:rPr>
+              <w:t xml:space="preserve">Update ADO acceptance criteria with the decisions; record them in the spec Clarifications section; story is Ready for Sprint Planning.</w:t>
+            </w:r>
+          </w:p>
+        </w:tc>
+        <w:tc>
+          <w:tcPr>
+            <w:tcW w:type="dxa" w:w="3266"/>
+            <w:vAlign w:val="center"/>
+          </w:tcPr>
+          <w:p>
+            <w:r/>
+            <w:r>
+              <w:rPr>
+                <w:rFonts w:ascii="Aptos" w:hAnsi="Aptos"/>
+                <w:b w:val="0"/>
+                <w:color w:val="232A31"/>
+                <w:sz w:val="18"/>
+              </w:rPr>
+              <w:t xml:space="preserve">US-904672 AC now include 10 items/page, previous page on empty, clamp invalid page, show current + total pages.</w:t>
+            </w:r>
+          </w:p>
+        </w:tc>
+      </w:tr>
+      <w:tr>
+        <w:tc>
+          <w:tcPr>
+            <w:tcW w:type="dxa" w:w="700"/>
+            <w:vAlign w:val="center"/>
+          </w:tcPr>
+          <w:p>
+            <w:r/>
+            <w:r>
+              <w:rPr>
+                <w:rFonts w:ascii="Aptos" w:hAnsi="Aptos"/>
+                <w:b/>
+                <w:color w:val="232A31"/>
+                <w:sz w:val="18"/>
+              </w:rPr>
+              <w:t xml:space="preserve">6</w:t>
+            </w:r>
+          </w:p>
+        </w:tc>
+        <w:tc>
+          <w:tcPr>
+            <w:tcW w:type="dxa" w:w="2500"/>
+            <w:vAlign w:val="center"/>
+          </w:tcPr>
+          <w:p>
+            <w:r/>
+            <w:r>
+              <w:rPr>
+                <w:rFonts w:ascii="Aptos" w:hAnsi="Aptos"/>
+                <w:b w:val="0"/>
+                <w:color w:val="232A31"/>
+                <w:sz w:val="18"/>
+              </w:rPr>
+              <w:t xml:space="preserve">/speckit.plan</w:t>
+            </w:r>
+          </w:p>
+        </w:tc>
+        <w:tc>
+          <w:tcPr>
+            <w:tcW w:type="dxa" w:w="3500"/>
+            <w:vAlign w:val="center"/>
+          </w:tcPr>
+          <w:p>
+            <w:r/>
+            <w:r>
+              <w:rPr>
+                <w:rFonts w:ascii="Aptos" w:hAnsi="Aptos"/>
+                <w:b w:val="0"/>
+                <w:color w:val="232A31"/>
+                <w:sz w:val="18"/>
+              </w:rPr>
+              <w:t xml:space="preserve">After sprint commitment: generates plan.md (implementation approach), plus research / data-model / contracts files where relevant, checked against the constitution.</w:t>
+            </w:r>
+          </w:p>
+        </w:tc>
+        <w:tc>
+          <w:tcPr>
+            <w:tcW w:type="dxa" w:w="3266"/>
+            <w:vAlign w:val="center"/>
+          </w:tcPr>
+          <w:p>
+            <w:r/>
+            <w:r>
+              <w:rPr>
+                <w:rFonts w:ascii="Aptos" w:hAnsi="Aptos"/>
+                <w:b w:val="0"/>
+                <w:color w:val="232A31"/>
+                <w:sz w:val="18"/>
+              </w:rPr>
+              <w:t xml:space="preserve">specs/003-todo-list-ux-improvement/plan.md</w:t>
+            </w:r>
+          </w:p>
+        </w:tc>
+      </w:tr>
+      <w:tr>
+        <w:tc>
+          <w:tcPr>
+            <w:tcW w:type="dxa" w:w="700"/>
+            <w:vAlign w:val="center"/>
+          </w:tcPr>
+          <w:p>
+            <w:r/>
+            <w:r>
+              <w:rPr>
+                <w:rFonts w:ascii="Aptos" w:hAnsi="Aptos"/>
+                <w:b/>
+                <w:color w:val="232A31"/>
+                <w:sz w:val="18"/>
+              </w:rPr>
+              <w:t xml:space="preserve">7</w:t>
+            </w:r>
+          </w:p>
+        </w:tc>
+        <w:tc>
+          <w:tcPr>
+            <w:tcW w:type="dxa" w:w="2500"/>
+            <w:vAlign w:val="center"/>
+          </w:tcPr>
+          <w:p>
+            <w:r/>
+            <w:r>
+              <w:rPr>
+                <w:rFonts w:ascii="Aptos" w:hAnsi="Aptos"/>
+                <w:b w:val="0"/>
+                <w:color w:val="232A31"/>
+                <w:sz w:val="18"/>
+              </w:rPr>
+              <w:t xml:space="preserve">/speckit.tasks then /speckit.analyze</w:t>
+            </w:r>
+          </w:p>
+        </w:tc>
+        <w:tc>
+          <w:tcPr>
+            <w:tcW w:type="dxa" w:w="3500"/>
+            <w:vAlign w:val="center"/>
+          </w:tcPr>
+          <w:p>
+            <w:r/>
+            <w:r>
+              <w:rPr>
+                <w:rFonts w:ascii="Aptos" w:hAnsi="Aptos"/>
+                <w:b w:val="0"/>
+                <w:color w:val="232A31"/>
+                <w:sz w:val="18"/>
+              </w:rPr>
+              <w:t xml:space="preserve">tasks.md — actionable tasks grouped by story phase with FR traceability; analyze checks spec ↔ plan ↔ tasks consistency before coding.</w:t>
+            </w:r>
+          </w:p>
+        </w:tc>
+        <w:tc>
+          <w:tcPr>
+            <w:tcW w:type="dxa" w:w="3266"/>
+            <w:vAlign w:val="center"/>
+          </w:tcPr>
+          <w:p>
+            <w:r/>
+            <w:r>
+              <w:rPr>
+                <w:rFonts w:ascii="Aptos" w:hAnsi="Aptos"/>
+                <w:b w:val="0"/>
+                <w:color w:val="232A31"/>
+                <w:sz w:val="18"/>
+              </w:rPr>
+              <w:t xml:space="preserve">tasks.md with FR-xxx references; analyze report reviewed by the developer</w:t>
+            </w:r>
+          </w:p>
+        </w:tc>
+      </w:tr>
+      <w:tr>
+        <w:tc>
+          <w:tcPr>
+            <w:tcW w:type="dxa" w:w="700"/>
+            <w:vAlign w:val="center"/>
+          </w:tcPr>
+          <w:p>
+            <w:r/>
+            <w:r>
+              <w:rPr>
+                <w:rFonts w:ascii="Aptos" w:hAnsi="Aptos"/>
+                <w:b/>
+                <w:color w:val="232A31"/>
+                <w:sz w:val="18"/>
+              </w:rPr>
+              <w:t xml:space="preserve">8</w:t>
+            </w:r>
+          </w:p>
+        </w:tc>
+        <w:tc>
+          <w:tcPr>
+            <w:tcW w:type="dxa" w:w="2500"/>
+            <w:vAlign w:val="center"/>
+          </w:tcPr>
+          <w:p>
+            <w:r/>
+            <w:r>
+              <w:rPr>
+                <w:rFonts w:ascii="Aptos" w:hAnsi="Aptos"/>
+                <w:b w:val="0"/>
+                <w:color w:val="232A31"/>
+                <w:sz w:val="18"/>
+              </w:rPr>
+              <w:t xml:space="preserve">/speckit.implement</w:t>
+            </w:r>
+          </w:p>
+        </w:tc>
+        <w:tc>
+          <w:tcPr>
+            <w:tcW w:type="dxa" w:w="3500"/>
+            <w:vAlign w:val="center"/>
+          </w:tcPr>
+          <w:p>
+            <w:r/>
+            <w:r>
+              <w:rPr>
+                <w:rFonts w:ascii="Aptos" w:hAnsi="Aptos"/>
+                <w:b w:val="0"/>
+                <w:color w:val="232A31"/>
+                <w:sz w:val="18"/>
+              </w:rPr>
+              <w:t xml:space="preserve">Executes tasks phase by phase; developer reviews each phase, runs tests, commits on the normal feature branch.</w:t>
+            </w:r>
+          </w:p>
+        </w:tc>
+        <w:tc>
+          <w:tcPr>
+            <w:tcW w:type="dxa" w:w="3266"/>
+            <w:vAlign w:val="center"/>
+          </w:tcPr>
+          <w:p>
+            <w:r/>
+            <w:r>
+              <w:rPr>
+                <w:rFonts w:ascii="Aptos" w:hAnsi="Aptos"/>
+                <w:b w:val="0"/>
+                <w:color w:val="232A31"/>
+                <w:sz w:val="18"/>
+              </w:rPr>
+              <w:t xml:space="preserve">Todo UX &amp; Pagination implemented against the four clarified decisions</w:t>
+            </w:r>
+          </w:p>
+        </w:tc>
+      </w:tr>
+      <w:tr>
+        <w:tc>
+          <w:tcPr>
+            <w:tcW w:type="dxa" w:w="700"/>
+            <w:vAlign w:val="center"/>
+          </w:tcPr>
+          <w:p>
+            <w:r/>
+            <w:r>
+              <w:rPr>
+                <w:rFonts w:ascii="Aptos" w:hAnsi="Aptos"/>
+                <w:b/>
+                <w:color w:val="232A31"/>
+                <w:sz w:val="18"/>
+              </w:rPr>
+              <w:t xml:space="preserve">9</w:t>
+            </w:r>
+          </w:p>
+        </w:tc>
+        <w:tc>
+          <w:tcPr>
+            <w:tcW w:type="dxa" w:w="2500"/>
+            <w:vAlign w:val="center"/>
+          </w:tcPr>
+          <w:p>
+            <w:r/>
+            <w:r>
+              <w:rPr>
+                <w:rFonts w:ascii="Aptos" w:hAnsi="Aptos"/>
+                <w:b w:val="0"/>
+                <w:color w:val="232A31"/>
+                <w:sz w:val="18"/>
+              </w:rPr>
+              <w:t xml:space="preserve">/speckit.converge, then PR</w:t>
+            </w:r>
+          </w:p>
+        </w:tc>
+        <w:tc>
+          <w:tcPr>
+            <w:tcW w:type="dxa" w:w="3500"/>
+            <w:vAlign w:val="center"/>
+          </w:tcPr>
+          <w:p>
+            <w:r/>
+            <w:r>
+              <w:rPr>
+                <w:rFonts w:ascii="Aptos" w:hAnsi="Aptos"/>
+                <w:b w:val="0"/>
+                <w:color w:val="232A31"/>
+                <w:sz w:val="18"/>
+              </w:rPr>
+              <w:t xml:space="preserve">Converge compares the code to the intended behavior and lists remaining gaps; normal PR, review and QA follow.</w:t>
+            </w:r>
+          </w:p>
+        </w:tc>
+        <w:tc>
+          <w:tcPr>
+            <w:tcW w:type="dxa" w:w="3266"/>
+            <w:vAlign w:val="center"/>
+          </w:tcPr>
+          <w:p>
+            <w:r/>
+            <w:r>
+              <w:rPr>
+                <w:rFonts w:ascii="Aptos" w:hAnsi="Aptos"/>
+                <w:b w:val="0"/>
+                <w:color w:val="232A31"/>
+                <w:sz w:val="18"/>
+              </w:rPr>
+              <w:t xml:space="preserve">Existing PR / review flow unchanged</w:t>
+            </w:r>
+          </w:p>
+        </w:tc>
+      </w:tr>
+      <w:tr>
+        <w:tc>
+          <w:tcPr>
+            <w:tcW w:type="dxa" w:w="700"/>
+            <w:vAlign w:val="center"/>
+          </w:tcPr>
+          <w:p>
+            <w:r/>
+            <w:r>
+              <w:rPr>
+                <w:rFonts w:ascii="Aptos" w:hAnsi="Aptos"/>
+                <w:b/>
+                <w:color w:val="232A31"/>
+                <w:sz w:val="18"/>
+              </w:rPr>
+              <w:t xml:space="preserve">10</w:t>
+            </w:r>
+          </w:p>
+        </w:tc>
+        <w:tc>
+          <w:tcPr>
+            <w:tcW w:type="dxa" w:w="2500"/>
+            <w:vAlign w:val="center"/>
+          </w:tcPr>
+          <w:p>
+            <w:r/>
+            <w:r>
+              <w:rPr>
+                <w:rFonts w:ascii="Aptos" w:hAnsi="Aptos"/>
+                <w:b w:val="0"/>
+                <w:color w:val="232A31"/>
+                <w:sz w:val="18"/>
+              </w:rPr>
+              <w:t xml:space="preserve">/speckit.checklist (optional)</w:t>
+            </w:r>
+          </w:p>
+        </w:tc>
+        <w:tc>
+          <w:tcPr>
+            <w:tcW w:type="dxa" w:w="3500"/>
+            <w:vAlign w:val="center"/>
+          </w:tcPr>
+          <w:p>
+            <w:r/>
+            <w:r>
+              <w:rPr>
+                <w:rFonts w:ascii="Aptos" w:hAnsi="Aptos"/>
+                <w:b w:val="0"/>
+                <w:color w:val="232A31"/>
+                <w:sz w:val="18"/>
+              </w:rPr>
+              <w:t xml:space="preserve">Targeted quality checklist for the spec or a specific concern (e.g. UX, security) where it adds value.</w:t>
+            </w:r>
+          </w:p>
+        </w:tc>
+        <w:tc>
+          <w:tcPr>
+            <w:tcW w:type="dxa" w:w="3266"/>
+            <w:vAlign w:val="center"/>
+          </w:tcPr>
+          <w:p>
+            <w:r/>
+            <w:r>
+              <w:rPr>
+                <w:rFonts w:ascii="Aptos" w:hAnsi="Aptos"/>
+                <w:b w:val="0"/>
+                <w:color w:val="232A31"/>
+                <w:sz w:val="18"/>
+              </w:rPr>
+              <w:t xml:space="preserve">specs/004-due-date-tracking/checklists/requirements.md</w:t>
+            </w:r>
+          </w:p>
+        </w:tc>
+      </w:tr>
+    </w:tbl>
+    <w:p>
+      <w:pPr>
+        <w:pStyle w:val="Heading2"/>
+      </w:pPr>
+      <w:r>
+        <w:t xml:space="preserve">A.3 Repository layout observed in the pilot</w:t>
+      </w:r>
+    </w:p>
+    <w:p>
+      <w:pPr>
+        <w:shd w:fill="F3F4F6"/>
+        <w:spacing w:after="40"/>
+      </w:pPr>
+      <w:r>
+        <w:rPr>
+          <w:rFonts w:ascii="Consolas" w:hAnsi="Consolas"/>
+          <w:sz w:val="17"/>
+        </w:rPr>
+        <w:t xml:space="preserve">TodoSDDPilotApp/</w:t>
+      </w:r>
+    </w:p>
+    <w:p>
+      <w:pPr>
+        <w:shd w:fill="F3F4F6"/>
+        <w:spacing w:after="40"/>
+      </w:pPr>
+      <w:r>
+        <w:rPr>
+          <w:rFonts w:ascii="Consolas" w:hAnsi="Consolas"/>
+          <w:sz w:val="17"/>
+        </w:rPr>
+        <w:t xml:space="preserve">  .github/            Copilot prompts for /speckit.* commands</w:t>
+      </w:r>
+    </w:p>
+    <w:p>
+      <w:pPr>
+        <w:shd w:fill="F3F4F6"/>
+        <w:spacing w:after="40"/>
+      </w:pPr>
+      <w:r>
+        <w:rPr>
+          <w:rFonts w:ascii="Consolas" w:hAnsi="Consolas"/>
+          <w:sz w:val="17"/>
+        </w:rPr>
+        <w:t xml:space="preserve">  .specify/           templates, scripts, memory/constitution.md</w:t>
+      </w:r>
+    </w:p>
+    <w:p>
+      <w:pPr>
+        <w:shd w:fill="F3F4F6"/>
+        <w:spacing w:after="40"/>
+      </w:pPr>
+      <w:r>
+        <w:rPr>
+          <w:rFonts w:ascii="Consolas" w:hAnsi="Consolas"/>
+          <w:sz w:val="17"/>
+        </w:rPr>
+        <w:t xml:space="preserve">  ADO/refinement/sprint-2/US-904674-Due Date &amp; Overdue Tracking.md   exported ADO stories</w:t>
+      </w:r>
+    </w:p>
+    <w:p>
+      <w:pPr>
+        <w:shd w:fill="F3F4F6"/>
+        <w:spacing w:after="40"/>
+      </w:pPr>
+      <w:r>
+        <w:rPr>
+          <w:rFonts w:ascii="Consolas" w:hAnsi="Consolas"/>
+          <w:sz w:val="17"/>
+        </w:rPr>
+        <w:t xml:space="preserve">  ADO/sprints/</w:t>
+      </w:r>
+    </w:p>
+    <w:p>
+      <w:pPr>
+        <w:shd w:fill="F3F4F6"/>
+        <w:spacing w:after="40"/>
+      </w:pPr>
+      <w:r>
+        <w:rPr>
+          <w:rFonts w:ascii="Consolas" w:hAnsi="Consolas"/>
+          <w:sz w:val="17"/>
+        </w:rPr>
+        <w:t xml:space="preserve">  specs/001-core-todo-management/</w:t>
+      </w:r>
+    </w:p>
+    <w:p>
+      <w:pPr>
+        <w:shd w:fill="F3F4F6"/>
+        <w:spacing w:after="40"/>
+      </w:pPr>
+      <w:r>
+        <w:rPr>
+          <w:rFonts w:ascii="Consolas" w:hAnsi="Consolas"/>
+          <w:sz w:val="17"/>
+        </w:rPr>
+        <w:t xml:space="preserve">  specs/002-todo-lifecycle-operations/        (Complete + Delete — shared feature)</w:t>
+      </w:r>
+    </w:p>
+    <w:p>
+      <w:pPr>
+        <w:shd w:fill="F3F4F6"/>
+        <w:spacing w:after="40"/>
+      </w:pPr>
+      <w:r>
+        <w:rPr>
+          <w:rFonts w:ascii="Consolas" w:hAnsi="Consolas"/>
+          <w:sz w:val="17"/>
+        </w:rPr>
+        <w:t xml:space="preserve">  specs/003-todo-list-ux-improvement/         (US-904672)</w:t>
+      </w:r>
+    </w:p>
+    <w:p>
+      <w:pPr>
+        <w:shd w:fill="F3F4F6"/>
+        <w:spacing w:after="40"/>
+      </w:pPr>
+      <w:r>
+        <w:rPr>
+          <w:rFonts w:ascii="Consolas" w:hAnsi="Consolas"/>
+          <w:sz w:val="17"/>
+        </w:rPr>
+        <w:t xml:space="preserve">  specs/004-due-date-tracking/spec.md, checklists/requirements.md   (US-904674)</w:t>
+      </w:r>
+    </w:p>
+    <w:p>
+      <w:pPr>
+        <w:shd w:fill="F3F4F6"/>
+        <w:spacing w:after="40"/>
+      </w:pPr>
+      <w:r>
+        <w:rPr>
+          <w:rFonts w:ascii="Consolas" w:hAnsi="Consolas"/>
+          <w:sz w:val="17"/>
+        </w:rPr>
+        <w:t xml:space="preserve">  app/  tests/  README.md</w:t>
+      </w:r>
+    </w:p>
+    <w:p>
+      <w:pPr>
+        <w:pStyle w:val="Heading2"/>
+      </w:pPr>
+      <w:r>
+        <w:t xml:space="preserve">A.4 Demo video storyboard (target 6–8 minutes)</w:t>
+      </w:r>
+    </w:p>
+    <w:tbl>
+      <w:tblPr>
+        <w:tblStyle w:val="TableGrid"/>
+        <w:tblW w:type="auto" w:w="0"/>
+        <w:jc w:val="center"/>
+        <w:tblLook w:firstColumn="1" w:firstRow="1" w:lastColumn="0" w:lastRow="0" w:noHBand="0" w:noVBand="1" w:val="04A0"/>
+      </w:tblPr>
+      <w:tblGrid>
+        <w:gridCol w:w="850"/>
+        <w:gridCol w:w="2550"/>
+        <w:gridCol w:w="6566"/>
+      </w:tblGrid>
+      <w:tr>
+        <w:tc>
+          <w:tcPr>
+            <w:tcW w:type="dxa" w:w="850"/>
+            <w:vAlign w:val="center"/>
+            <w:shd w:fill="3069A4"/>
+          </w:tcPr>
+          <w:p>
+            <w:r/>
+            <w:r>
+              <w:rPr>
+                <w:rFonts w:ascii="Aptos" w:hAnsi="Aptos"/>
+                <w:b/>
+                <w:color w:val="FFFFFF"/>
+                <w:sz w:val="19"/>
+              </w:rPr>
+              <w:t xml:space="preserve">Scene</w:t>
+            </w:r>
+          </w:p>
+        </w:tc>
+        <w:tc>
+          <w:tcPr>
+            <w:tcW w:type="dxa" w:w="2600"/>
+            <w:vAlign w:val="center"/>
+            <w:shd w:fill="3069A4"/>
+          </w:tcPr>
+          <w:p>
+            <w:r/>
+            <w:r>
+              <w:rPr>
+                <w:rFonts w:ascii="Aptos" w:hAnsi="Aptos"/>
+                <w:b/>
+                <w:color w:val="FFFFFF"/>
+                <w:sz w:val="19"/>
+              </w:rPr>
+              <w:t xml:space="preserve">Shows</w:t>
+            </w:r>
+          </w:p>
+        </w:tc>
+        <w:tc>
+          <w:tcPr>
+            <w:tcW w:type="dxa" w:w="6666"/>
+            <w:vAlign w:val="center"/>
+            <w:shd w:fill="3069A4"/>
+          </w:tcPr>
+          <w:p>
+            <w:r/>
+            <w:r>
+              <w:rPr>
+                <w:rFonts w:ascii="Aptos" w:hAnsi="Aptos"/>
+                <w:b/>
+                <w:color w:val="FFFFFF"/>
+                <w:sz w:val="19"/>
+              </w:rPr>
+              <w:t xml:space="preserve">Talking point</w:t>
+            </w:r>
+          </w:p>
+        </w:tc>
+      </w:tr>
+      <w:tr>
+        <w:tc>
+          <w:tcPr>
+            <w:tcW w:type="dxa" w:w="700"/>
+            <w:vAlign w:val="center"/>
+          </w:tcPr>
+          <w:p>
+            <w:r/>
+            <w:r>
+              <w:rPr>
+                <w:rFonts w:ascii="Aptos" w:hAnsi="Aptos"/>
+                <w:b/>
+                <w:color w:val="232A31"/>
+                <w:sz w:val="18"/>
+              </w:rPr>
+              <w:t xml:space="preserve">1</w:t>
+            </w:r>
+          </w:p>
+        </w:tc>
+        <w:tc>
+          <w:tcPr>
+            <w:tcW w:type="dxa" w:w="2600"/>
+            <w:vAlign w:val="center"/>
+          </w:tcPr>
+          <w:p>
+            <w:r/>
+            <w:r>
+              <w:rPr>
+                <w:rFonts w:ascii="Aptos" w:hAnsi="Aptos"/>
+                <w:b w:val="0"/>
+                <w:color w:val="232A31"/>
+                <w:sz w:val="18"/>
+              </w:rPr>
+              <w:t xml:space="preserve">ADO backlog for EA-SDD-Experiment with SDD-Candidate tags</w:t>
+            </w:r>
+          </w:p>
+        </w:tc>
+        <w:tc>
+          <w:tcPr>
+            <w:tcW w:type="dxa" w:w="6666"/>
+            <w:vAlign w:val="center"/>
+          </w:tcPr>
+          <w:p>
+            <w:r/>
+            <w:r>
+              <w:rPr>
+                <w:rFonts w:ascii="Aptos" w:hAnsi="Aptos"/>
+                <w:b w:val="0"/>
+                <w:color w:val="232A31"/>
+                <w:sz w:val="18"/>
+              </w:rPr>
+              <w:t xml:space="preserve">SDD is selective; same sprint holds both paths.</w:t>
+            </w:r>
+          </w:p>
+        </w:tc>
+      </w:tr>
+      <w:tr>
+        <w:tc>
+          <w:tcPr>
+            <w:tcW w:type="dxa" w:w="700"/>
+            <w:vAlign w:val="center"/>
+          </w:tcPr>
+          <w:p>
+            <w:r/>
+            <w:r>
+              <w:rPr>
+                <w:rFonts w:ascii="Aptos" w:hAnsi="Aptos"/>
+                <w:b/>
+                <w:color w:val="232A31"/>
+                <w:sz w:val="18"/>
+              </w:rPr>
+              <w:t xml:space="preserve">2</w:t>
+            </w:r>
+          </w:p>
+        </w:tc>
+        <w:tc>
+          <w:tcPr>
+            <w:tcW w:type="dxa" w:w="2600"/>
+            <w:vAlign w:val="center"/>
+          </w:tcPr>
+          <w:p>
+            <w:r/>
+            <w:r>
+              <w:rPr>
+                <w:rFonts w:ascii="Aptos" w:hAnsi="Aptos"/>
+                <w:b w:val="0"/>
+                <w:color w:val="232A31"/>
+                <w:sz w:val="18"/>
+              </w:rPr>
+              <w:t xml:space="preserve">Exported story file and /speckit.specify producing spec.md</w:t>
+            </w:r>
+          </w:p>
+        </w:tc>
+        <w:tc>
+          <w:tcPr>
+            <w:tcW w:type="dxa" w:w="6666"/>
+            <w:vAlign w:val="center"/>
+          </w:tcPr>
+          <w:p>
+            <w:r/>
+            <w:r>
+              <w:rPr>
+                <w:rFonts w:ascii="Aptos" w:hAnsi="Aptos"/>
+                <w:b w:val="0"/>
+                <w:color w:val="232A31"/>
+                <w:sz w:val="18"/>
+              </w:rPr>
+              <w:t xml:space="preserve">The AI reads the real ADO text; the spec structures it — it does not invent behavior.</w:t>
+            </w:r>
+          </w:p>
+        </w:tc>
+      </w:tr>
+      <w:tr>
+        <w:tc>
+          <w:tcPr>
+            <w:tcW w:type="dxa" w:w="700"/>
+            <w:vAlign w:val="center"/>
+          </w:tcPr>
+          <w:p>
+            <w:r/>
+            <w:r>
+              <w:rPr>
+                <w:rFonts w:ascii="Aptos" w:hAnsi="Aptos"/>
+                <w:b/>
+                <w:color w:val="232A31"/>
+                <w:sz w:val="18"/>
+              </w:rPr>
+              <w:t xml:space="preserve">3</w:t>
+            </w:r>
+          </w:p>
+        </w:tc>
+        <w:tc>
+          <w:tcPr>
+            <w:tcW w:type="dxa" w:w="2600"/>
+            <w:vAlign w:val="center"/>
+          </w:tcPr>
+          <w:p>
+            <w:r/>
+            <w:r>
+              <w:rPr>
+                <w:rFonts w:ascii="Aptos" w:hAnsi="Aptos"/>
+                <w:b w:val="0"/>
+                <w:color w:val="232A31"/>
+                <w:sz w:val="18"/>
+              </w:rPr>
+              <w:t xml:space="preserve">/speckit.clarify asking the overdue-boundary question</w:t>
+            </w:r>
+          </w:p>
+        </w:tc>
+        <w:tc>
+          <w:tcPr>
+            <w:tcW w:type="dxa" w:w="6666"/>
+            <w:vAlign w:val="center"/>
+          </w:tcPr>
+          <w:p>
+            <w:r/>
+            <w:r>
+              <w:rPr>
+                <w:rFonts w:ascii="Aptos" w:hAnsi="Aptos"/>
+                <w:b w:val="0"/>
+                <w:color w:val="232A31"/>
+                <w:sz w:val="18"/>
+              </w:rPr>
+              <w:t xml:space="preserve">One question at a time; material questions stay open for the PO.</w:t>
+            </w:r>
+          </w:p>
+        </w:tc>
+      </w:tr>
+      <w:tr>
+        <w:tc>
+          <w:tcPr>
+            <w:tcW w:type="dxa" w:w="700"/>
+            <w:vAlign w:val="center"/>
+          </w:tcPr>
+          <w:p>
+            <w:r/>
+            <w:r>
+              <w:rPr>
+                <w:rFonts w:ascii="Aptos" w:hAnsi="Aptos"/>
+                <w:b/>
+                <w:color w:val="232A31"/>
+                <w:sz w:val="18"/>
+              </w:rPr>
+              <w:t xml:space="preserve">4</w:t>
+            </w:r>
+          </w:p>
+        </w:tc>
+        <w:tc>
+          <w:tcPr>
+            <w:tcW w:type="dxa" w:w="2600"/>
+            <w:vAlign w:val="center"/>
+          </w:tcPr>
+          <w:p>
+            <w:r/>
+            <w:r>
+              <w:rPr>
+                <w:rFonts w:ascii="Aptos" w:hAnsi="Aptos"/>
+                <w:b w:val="0"/>
+                <w:color w:val="232A31"/>
+                <w:sz w:val="18"/>
+              </w:rPr>
+              <w:t xml:space="preserve">ADO story comment “Refinement/SDD Clarification” and updated AC</w:t>
+            </w:r>
+          </w:p>
+        </w:tc>
+        <w:tc>
+          <w:tcPr>
+            <w:tcW w:type="dxa" w:w="6666"/>
+            <w:vAlign w:val="center"/>
+          </w:tcPr>
+          <w:p>
+            <w:r/>
+            <w:r>
+              <w:rPr>
+                <w:rFonts w:ascii="Aptos" w:hAnsi="Aptos"/>
+                <w:b w:val="0"/>
+                <w:color w:val="232A31"/>
+                <w:sz w:val="18"/>
+              </w:rPr>
+              <w:t xml:space="preserve">ADO remains the system of record.</w:t>
+            </w:r>
+          </w:p>
+        </w:tc>
+      </w:tr>
+      <w:tr>
+        <w:tc>
+          <w:tcPr>
+            <w:tcW w:type="dxa" w:w="700"/>
+            <w:vAlign w:val="center"/>
+          </w:tcPr>
+          <w:p>
+            <w:r/>
+            <w:r>
+              <w:rPr>
+                <w:rFonts w:ascii="Aptos" w:hAnsi="Aptos"/>
+                <w:b/>
+                <w:color w:val="232A31"/>
+                <w:sz w:val="18"/>
+              </w:rPr>
+              <w:t xml:space="preserve">5</w:t>
+            </w:r>
+          </w:p>
+        </w:tc>
+        <w:tc>
+          <w:tcPr>
+            <w:tcW w:type="dxa" w:w="2600"/>
+            <w:vAlign w:val="center"/>
+          </w:tcPr>
+          <w:p>
+            <w:r/>
+            <w:r>
+              <w:rPr>
+                <w:rFonts w:ascii="Aptos" w:hAnsi="Aptos"/>
+                <w:b w:val="0"/>
+                <w:color w:val="232A31"/>
+                <w:sz w:val="18"/>
+              </w:rPr>
+              <w:t xml:space="preserve">/speckit.plan, /speckit.tasks, /speckit.analyze after sprint planning</w:t>
+            </w:r>
+          </w:p>
+        </w:tc>
+        <w:tc>
+          <w:tcPr>
+            <w:tcW w:type="dxa" w:w="6666"/>
+            <w:vAlign w:val="center"/>
+          </w:tcPr>
+          <w:p>
+            <w:r/>
+            <w:r>
+              <w:rPr>
+                <w:rFonts w:ascii="Aptos" w:hAnsi="Aptos"/>
+                <w:b w:val="0"/>
+                <w:color w:val="232A31"/>
+                <w:sz w:val="18"/>
+              </w:rPr>
+              <w:t xml:space="preserve">Developer consumes the refined spec; consistency check before coding.</w:t>
+            </w:r>
+          </w:p>
+        </w:tc>
+      </w:tr>
+      <w:tr>
+        <w:tc>
+          <w:tcPr>
+            <w:tcW w:type="dxa" w:w="700"/>
+            <w:vAlign w:val="center"/>
+          </w:tcPr>
+          <w:p>
+            <w:r/>
+            <w:r>
+              <w:rPr>
+                <w:rFonts w:ascii="Aptos" w:hAnsi="Aptos"/>
+                <w:b/>
+                <w:color w:val="232A31"/>
+                <w:sz w:val="18"/>
+              </w:rPr>
+              <w:t xml:space="preserve">6</w:t>
+            </w:r>
+          </w:p>
+        </w:tc>
+        <w:tc>
+          <w:tcPr>
+            <w:tcW w:type="dxa" w:w="2600"/>
+            <w:vAlign w:val="center"/>
+          </w:tcPr>
+          <w:p>
+            <w:r/>
+            <w:r>
+              <w:rPr>
+                <w:rFonts w:ascii="Aptos" w:hAnsi="Aptos"/>
+                <w:b w:val="0"/>
+                <w:color w:val="232A31"/>
+                <w:sz w:val="18"/>
+              </w:rPr>
+              <w:t xml:space="preserve">/speckit.implement phase and /speckit.converge output, then the PR</w:t>
+            </w:r>
+          </w:p>
+        </w:tc>
+        <w:tc>
+          <w:tcPr>
+            <w:tcW w:type="dxa" w:w="6666"/>
+            <w:vAlign w:val="center"/>
+          </w:tcPr>
+          <w:p>
+            <w:r/>
+            <w:r>
+              <w:rPr>
+                <w:rFonts w:ascii="Aptos" w:hAnsi="Aptos"/>
+                <w:b w:val="0"/>
+                <w:color w:val="232A31"/>
+                <w:sz w:val="18"/>
+              </w:rPr>
+              <w:t xml:space="preserve">Normal Git, review and QA; converge shows intent ↔ code gaps.</w:t>
+            </w:r>
+          </w:p>
+        </w:tc>
+      </w:tr>
+      <w:tr>
+        <w:tc>
+          <w:tcPr>
+            <w:tcW w:type="dxa" w:w="700"/>
+            <w:vAlign w:val="center"/>
+          </w:tcPr>
+          <w:p>
+            <w:r/>
+            <w:r>
+              <w:rPr>
+                <w:rFonts w:ascii="Aptos" w:hAnsi="Aptos"/>
+                <w:b/>
+                <w:color w:val="232A31"/>
+                <w:sz w:val="18"/>
+              </w:rPr>
+              <w:t xml:space="preserve">7</w:t>
+            </w:r>
+          </w:p>
+        </w:tc>
+        <w:tc>
+          <w:tcPr>
+            <w:tcW w:type="dxa" w:w="2600"/>
+            <w:vAlign w:val="center"/>
+          </w:tcPr>
+          <w:p>
+            <w:r/>
+            <w:r>
+              <w:rPr>
+                <w:rFonts w:ascii="Aptos" w:hAnsi="Aptos"/>
+                <w:b w:val="0"/>
+                <w:color w:val="232A31"/>
+                <w:sz w:val="18"/>
+              </w:rPr>
+              <w:t xml:space="preserve">Lessons slide</w:t>
+            </w:r>
+          </w:p>
+        </w:tc>
+        <w:tc>
+          <w:tcPr>
+            <w:tcW w:type="dxa" w:w="6666"/>
+            <w:vAlign w:val="center"/>
+          </w:tcPr>
+          <w:p>
+            <w:r/>
+            <w:r>
+              <w:rPr>
+                <w:rFonts w:ascii="Aptos" w:hAnsi="Aptos"/>
+                <w:b w:val="0"/>
+                <w:color w:val="232A31"/>
+                <w:sz w:val="18"/>
+              </w:rPr>
+              <w:t xml:space="preserve">Use selectively; clarify before coding; keep ADO authoritative.</w:t>
+            </w:r>
+          </w:p>
+        </w:tc>
+      </w:tr>
+    </w:tbl>
+    <w:p>
+      <w:pPr>
+        <w:pStyle w:val="Heading2"/>
+      </w:pPr>
+      <w:r>
+        <w:t xml:space="preserve">A.5 Replication checklist for a new team</w:t>
+      </w:r>
+    </w:p>
+    <w:p>
+      <w:pPr>
+        <w:spacing w:after="40"/>
+      </w:pPr>
+      <w:r>
+        <w:t xml:space="preserve">☐  Repo initialised with Spec Kit and a constitution</w:t>
+      </w:r>
+    </w:p>
+    <w:p>
+      <w:pPr>
+        <w:spacing w:after="40"/>
+      </w:pPr>
+      <w:r>
+        <w:t xml:space="preserve">☐  ADO/refinement folder convention agreed</w:t>
+      </w:r>
+    </w:p>
+    <w:p>
+      <w:pPr>
+        <w:spacing w:after="40"/>
+      </w:pPr>
+      <w:r>
+        <w:t xml:space="preserve">☐  SDD-Candidate tag created in the ADO project</w:t>
+      </w:r>
+    </w:p>
+    <w:p>
+      <w:pPr>
+        <w:spacing w:after="40"/>
+      </w:pPr>
+      <w:r>
+        <w:t xml:space="preserve">☐  Suitability checklist used in refinement</w:t>
+      </w:r>
+    </w:p>
+    <w:p>
+      <w:pPr>
+        <w:spacing w:after="40"/>
+      </w:pPr>
+      <w:r>
+        <w:t xml:space="preserve">☐  Outstanding Questions posted to ADO as “Refinement/SDD Clarification”</w:t>
+      </w:r>
+    </w:p>
+    <w:p>
+      <w:pPr>
+        <w:spacing w:after="40"/>
+      </w:pPr>
+      <w:r>
+        <w:t xml:space="preserve">☐  AC updated before sprint commitment</w:t>
+      </w:r>
+    </w:p>
+    <w:p>
+      <w:pPr>
+        <w:spacing w:after="40"/>
+      </w:pPr>
+      <w:r>
+        <w:t xml:space="preserve">☐  Spec Kit commands run in Copilot Ask mode</w:t>
+      </w:r>
+    </w:p>
+    <w:p>
+      <w:pPr>
+        <w:spacing w:after="40"/>
+      </w:pPr>
+      <w:r>
+        <w:t xml:space="preserve">☐  Spec Kit SPOC available for the first sprint</w:t>
+      </w:r>
+    </w:p>
+    <w:tbl>
+      <w:tblPr>
+        <w:tblW w:type="auto" w:w="0"/>
+        <w:jc w:val="center"/>
+        <w:tblLayout w:type="fixed"/>
+        <w:tblLook w:firstColumn="1" w:firstRow="1" w:lastColumn="0" w:lastRow="0" w:noHBand="0" w:noVBand="1" w:val="04A0"/>
+      </w:tblPr>
+      <w:tblGrid>
+        <w:gridCol w:w="9936"/>
+      </w:tblGrid>
+      <w:tr>
+        <w:trPr>
+          <w:cantSplit/>
+        </w:trPr>
+        <w:tc>
+          <w:tcPr>
+            <w:tcW w:type="dxa" w:w="10166"/>
+            <w:shd w:fill="EEF3F8"/>
+          </w:tcPr>
+          <w:p>
+            <w:r/>
+            <w:r>
+              <w:rPr>
+                <w:b/>
+                <w:color w:val="1B2F4B"/>
+              </w:rPr>
+              <w:t>Tool note</w:t>
+            </w:r>
+          </w:p>
+          <w:p>
+            <w:pPr>
+              <w:spacing w:after="60"/>
+            </w:pPr>
+            <w:r>
+              <w:t xml:space="preserve">Only this appendix is Spec Kit-specific. If the organisation standardises on a different SDD framework, replace Appendix A and the reference column in section 3.2; sections 1–13 stay as they are.</w:t>
+            </w:r>
+          </w:p>
+        </w:tc>
+      </w:tr>
+    </w:tbl>
+    <w:p>
+      <w:pPr>
+        <w:spacing w:after="0"/>
+      </w:pPr>
+    </w:p>
     <w:sectPr>
       <w:footerReference w:type="default" r:id="rId9"/>
       <w:pgSz w:w="12240" w:h="15840"/>
